--- a/docs/lomba/kaltara/Lembar_Naskah_Dubber_Protokol.docx
+++ b/docs/lomba/kaltara/Lembar_Naskah_Dubber_Protokol.docx
@@ -990,7 +990,7 @@
               <w:rPr>
                 <w:sz w:val="24"/>
               </w:rPr>
-              <w:t>Masyarakat dan instansi mengajukan audiensi atau meminjam ruangan secara daring, lalu memantau sendiri statusnya.</w:t>
+              <w:t>Selain alur agenda itu, ada kanal publik, fitur tersendiri. Masyarakat dan instansi mengajukan audiensi atau meminjam ruangan secara daring, lalu memantau sendiri statusnya.</w:t>
             </w:r>
           </w:p>
         </w:tc>
@@ -1062,7 +1062,7 @@
               <w:rPr>
                 <w:sz w:val="24"/>
               </w:rPr>
-              <w:t>Per dua puluh empat September dua ribu dua puluh enam: lima ratus delapan puluh sembilan kegiatan terkelola. Waktu sampai tayang turun menjadi median satu koma sembilan puluh sembilan jam, dan sembilan puluh sembilan koma tiga persen tayang kurang dari sehari. Tiga ribu tujuh puluh dua keputusan terekam. Enam puluh enam instansi meminjam ruangan dan lima puluh tiga instansi mengajukan audiensi. Belanja pengadaannya nol rupiah.</w:t>
+              <w:t>Per dua puluh empat September dua ribu dua puluh enam: lima ratus delapan puluh sembilan kegiatan terkelola. Waktu sampai tayang turun menjadi median satu koma sembilan puluh sembilan jam, dan sembilan puluh sembilan koma tiga persen tayang kurang dari sehari. Tiga ribu tujuh puluh dua keputusan terekam. Sembilan puluh dua koma empat persen kegiatan memiliki penugasan petugas. Belanja pengadaannya nol rupiah.</w:t>
             </w:r>
           </w:p>
         </w:tc>

--- a/docs/lomba/kaltara/Lembar_Naskah_Dubber_Protokol.docx
+++ b/docs/lomba/kaltara/Lembar_Naskah_Dubber_Protokol.docx
@@ -774,7 +774,7 @@
               <w:rPr>
                 <w:sz w:val="24"/>
               </w:rPr>
-              <w:t>Kepala Bagian memutus. Median waktunya delapan menit.</w:t>
+              <w:t>Kepala Bagian memeriksa dan memutus, dari mana saja.</w:t>
             </w:r>
           </w:p>
         </w:tc>

--- a/docs/lomba/kaltara/Lembar_Naskah_Dubber_Protokol.docx
+++ b/docs/lomba/kaltara/Lembar_Naskah_Dubber_Protokol.docx
@@ -318,7 +318,7 @@
               <w:rPr>
                 <w:sz w:val="20"/>
               </w:rPr>
-              <w:t>0:20–0:55</w:t>
+              <w:t>0:20–0:45</w:t>
               <w:br/>
             </w:r>
             <w:r>
@@ -326,7 +326,7 @@
                 <w:color w:val="5A5A5A"/>
                 <w:sz w:val="18"/>
               </w:rPr>
-              <w:t>maks 35 dtk</w:t>
+              <w:t>maks 25 dtk</w:t>
               <w:br/>
               <w:t>Latar belakang</w:t>
             </w:r>
@@ -390,7 +390,7 @@
               <w:rPr>
                 <w:sz w:val="20"/>
               </w:rPr>
-              <w:t>0:55–1:20</w:t>
+              <w:t>0:45–1:10</w:t>
               <w:br/>
             </w:r>
             <w:r>
@@ -462,7 +462,7 @@
               <w:rPr>
                 <w:sz w:val="20"/>
               </w:rPr>
-              <w:t>1:20–1:45</w:t>
+              <w:t>1:10–1:35</w:t>
               <w:br/>
             </w:r>
             <w:r>
@@ -534,7 +534,7 @@
               <w:rPr>
                 <w:sz w:val="20"/>
               </w:rPr>
-              <w:t>1:45–1:55</w:t>
+              <w:t>1:35–1:45</w:t>
               <w:br/>
             </w:r>
             <w:r>
@@ -606,7 +606,7 @@
               <w:rPr>
                 <w:sz w:val="20"/>
               </w:rPr>
-              <w:t>1:55–2:10</w:t>
+              <w:t>1:45–2:05</w:t>
               <w:br/>
             </w:r>
             <w:r>
@@ -614,7 +614,7 @@
                 <w:color w:val="5A5A5A"/>
                 <w:sz w:val="18"/>
               </w:rPr>
-              <w:t>maks 15 dtk</w:t>
+              <w:t>maks 20 dtk</w:t>
               <w:br/>
               <w:t>Manfaat</w:t>
             </w:r>
@@ -630,7 +630,7 @@
               <w:rPr>
                 <w:sz w:val="24"/>
               </w:rPr>
-              <w:t>Admin Rencana Kegiatan memasukkan undangan, cukup dengan memindainya.</w:t>
+              <w:t>Admin Rencana Kegiatan cukup memindai undangan. Kecerdasan buatan mengisi nama acara, tanggal, jam, lokasi, dan zona waktunya. Admin tinggal memeriksa, lalu mengirimkannya ke Kepala Sub Bagian.</w:t>
             </w:r>
           </w:p>
         </w:tc>
@@ -645,7 +645,7 @@
                 <w:i/>
                 <w:sz w:val="20"/>
               </w:rPr>
-              <w:t>Ceria, ringan.</w:t>
+              <w:t>Ceria, ringan; daftar isian dibaca mengalir.</w:t>
             </w:r>
           </w:p>
         </w:tc>
@@ -678,7 +678,7 @@
               <w:rPr>
                 <w:sz w:val="20"/>
               </w:rPr>
-              <w:t>2:10–2:25</w:t>
+              <w:t>2:05–2:20</w:t>
               <w:br/>
             </w:r>
             <w:r>
@@ -702,7 +702,7 @@
               <w:rPr>
                 <w:sz w:val="24"/>
               </w:rPr>
-              <w:t>Kepala Sub Bagian menelaah dari mana saja. Tombol persetujuan baru aktif setelah butir pemeriksaan dicentang.</w:t>
+              <w:t>Kepala Sub Bagian menelaah dari mana saja, cukup lewat telepon. Tombol persetujuan baru aktif setelah undangan dibuka dan butir pemeriksaan dicentang.</w:t>
             </w:r>
           </w:p>
         </w:tc>
@@ -750,7 +750,7 @@
               <w:rPr>
                 <w:sz w:val="20"/>
               </w:rPr>
-              <w:t>2:25–2:35</w:t>
+              <w:t>2:20–2:30</w:t>
               <w:br/>
             </w:r>
             <w:r>
@@ -774,7 +774,7 @@
               <w:rPr>
                 <w:sz w:val="24"/>
               </w:rPr>
-              <w:t>Kepala Bagian memeriksa dan memutus, dari mana saja.</w:t>
+              <w:t>Kepala Bagian memeriksa dan memutus, dari mana saja. Sekali disetujui, agenda langsung tayang.</w:t>
             </w:r>
           </w:p>
         </w:tc>
@@ -822,7 +822,7 @@
               <w:rPr>
                 <w:sz w:val="20"/>
               </w:rPr>
-              <w:t>2:35–2:55</w:t>
+              <w:t>2:30–2:50</w:t>
               <w:br/>
             </w:r>
             <w:r>
@@ -846,7 +846,7 @@
               <w:rPr>
                 <w:sz w:val="24"/>
               </w:rPr>
-              <w:t>Begitu tayang, agenda langsung ada di telepon Pimpinan. Ajudan mengonfirmasi kehadiran, dan Wali Kota dapat mendisposisikan kepada Wakil Wali Kota.</w:t>
+              <w:t>Begitu tayang, agenda langsung ada di telepon Pimpinan. Ajudan mengonfirmasi kehadiran, dan Wali Kota dapat mendisposisikan kepada Wakil Wali Kota. Tidak ada lagi foto disposisi yang berpindah dari grup ke grup.</w:t>
             </w:r>
           </w:p>
         </w:tc>
@@ -861,7 +861,7 @@
                 <w:i/>
                 <w:sz w:val="20"/>
               </w:rPr>
-              <w:t>Satu napas per kalimat.</w:t>
+              <w:t>Satu napas per kalimat; kalimat terakhir lebih pelan.</w:t>
             </w:r>
           </w:p>
         </w:tc>
@@ -894,7 +894,7 @@
               <w:rPr>
                 <w:sz w:val="20"/>
               </w:rPr>
-              <w:t>2:55–3:10</w:t>
+              <w:t>2:50–3:10</w:t>
               <w:br/>
             </w:r>
             <w:r>
@@ -902,7 +902,7 @@
                 <w:color w:val="5A5A5A"/>
                 <w:sz w:val="18"/>
               </w:rPr>
-              <w:t>maks 15 dtk</w:t>
+              <w:t>maks 20 dtk</w:t>
               <w:br/>
               <w:t>Manfaat</w:t>
             </w:r>
@@ -918,7 +918,7 @@
               <w:rPr>
                 <w:sz w:val="24"/>
               </w:rPr>
-              <w:t>Petugas ditugaskan dan diberi tahu, daftar hadir cukup dengan kode QR, dan setiap langkah tercatat: siapa, kapan, apa keputusannya.</w:t>
+              <w:t>Petugas ditugaskan dan langsung diberi tahu. Setiap langkah tercatat: siapa, kapan, dan apa keputusannya. Di lokasi, tamu cukup memindai kode QR untuk mengisi daftar hadir, lengkap dengan tanda tangan.</w:t>
             </w:r>
           </w:p>
         </w:tc>
@@ -933,7 +933,7 @@
                 <w:i/>
                 <w:sz w:val="20"/>
               </w:rPr>
-              <w:t>"Siapa, kapan, apa keputusannya" dibaca dengan tiga hentakan.</w:t>
+              <w:t>"Siapa, kapan, dan apa keputusannya" dibaca dengan tiga hentakan.</w:t>
             </w:r>
           </w:p>
         </w:tc>
@@ -990,7 +990,7 @@
               <w:rPr>
                 <w:sz w:val="24"/>
               </w:rPr>
-              <w:t>Selain alur agenda itu, ada kanal publik, fitur tersendiri. Masyarakat dan instansi mengajukan audiensi atau meminjam ruangan secara daring, lalu memantau sendiri statusnya.</w:t>
+              <w:t>Selain alur agenda itu, ada kanal publik, fitur tersendiri. Masyarakat dan instansi mengajukan audiensi atau meminjam ruangan secara daring, lalu memantau sendiri statusnya, tanpa perlu datang berulang.</w:t>
             </w:r>
           </w:p>
         </w:tc>
@@ -1005,7 +1005,7 @@
                 <w:i/>
                 <w:sz w:val="20"/>
               </w:rPr>
-              <w:t>Hangat, lugas.</w:t>
+              <w:t>Ganti nada sedikit: ini fitur lain.</w:t>
             </w:r>
           </w:p>
         </w:tc>
@@ -1089,7 +1089,6 @@
         <w:tc>
           <w:tcPr>
             <w:tcW w:type="dxa" w:w="680"/>
-            <w:shd w:val="clear" w:color="auto" w:fill="F3F4F6"/>
           </w:tcPr>
           <w:p>
             <w:r/>
@@ -1104,7 +1103,6 @@
         <w:tc>
           <w:tcPr>
             <w:tcW w:type="dxa" w:w="1474"/>
-            <w:shd w:val="clear" w:color="auto" w:fill="F3F4F6"/>
           </w:tcPr>
           <w:p>
             <w:r/>
@@ -1112,7 +1110,7 @@
               <w:rPr>
                 <w:sz w:val="20"/>
               </w:rPr>
-              <w:t>4:05–4:20</w:t>
+              <w:t>4:05–4:15</w:t>
               <w:br/>
             </w:r>
             <w:r>
@@ -1120,7 +1118,7 @@
                 <w:color w:val="5A5A5A"/>
                 <w:sz w:val="18"/>
               </w:rPr>
-              <w:t>maks 15 dtk</w:t>
+              <w:t>maks 10 dtk</w:t>
               <w:br/>
               <w:t>Dampak</w:t>
             </w:r>
@@ -1129,7 +1127,6 @@
         <w:tc>
           <w:tcPr>
             <w:tcW w:type="dxa" w:w="4932"/>
-            <w:shd w:val="clear" w:color="auto" w:fill="F3F4F6"/>
           </w:tcPr>
           <w:p>
             <w:r/>
@@ -1137,14 +1134,13 @@
               <w:rPr>
                 <w:sz w:val="24"/>
               </w:rPr>
-              <w:t>(Tanpa suara bila cuplikan Wali Kota atau ajudan tersedia. Bila hanya teks, dubber membaca kutipan:) Yang terpenting bagi saya adalah kepastian: ke mana saya harus hadir, kapan, dan siapa yang menyiapkannya.</w:t>
+              <w:t>Bagi Wali Kota, yang terpenting adalah kepastian: ke mana harus hadir, kapan, dan siapa yang menyiapkannya.</w:t>
             </w:r>
           </w:p>
         </w:tc>
         <w:tc>
           <w:tcPr>
             <w:tcW w:type="dxa" w:w="2551"/>
-            <w:shd w:val="clear" w:color="auto" w:fill="F3F4F6"/>
           </w:tcPr>
           <w:p>
             <w:r/>
@@ -1153,7 +1149,7 @@
                 <w:i/>
                 <w:sz w:val="20"/>
               </w:rPr>
-              <w:t>Opsional. Bila dibaca, tenang dan hormat.</w:t>
+              <w:t>Tenang dan hormat. Kutipan aslinya tampil di layar.</w:t>
             </w:r>
           </w:p>
         </w:tc>
@@ -1186,7 +1182,7 @@
               <w:rPr>
                 <w:sz w:val="20"/>
               </w:rPr>
-              <w:t>4:20–4:35</w:t>
+              <w:t>4:15–4:30</w:t>
               <w:br/>
             </w:r>
             <w:r>
@@ -1258,7 +1254,7 @@
               <w:rPr>
                 <w:sz w:val="20"/>
               </w:rPr>
-              <w:t>4:35–4:45</w:t>
+              <w:t>4:30–4:40</w:t>
               <w:br/>
             </w:r>
             <w:r>
@@ -1282,7 +1278,7 @@
               <w:rPr>
                 <w:sz w:val="24"/>
               </w:rPr>
-              <w:t>Satu alur. Satu data. Setiap keputusan tercatat.</w:t>
+              <w:t>Prokopim Hibot. Satu alur. Satu data. Setiap keputusan tercatat.</w:t>
             </w:r>
           </w:p>
         </w:tc>
@@ -1297,7 +1293,7 @@
                 <w:i/>
                 <w:sz w:val="20"/>
               </w:rPr>
-              <w:t>Tiga kalimat, tiga hentakan, jeda 0,7 detik; kalimat terakhir paling kuat.</w:t>
+              <w:t>Empat hentakan, jeda 0,7 detik; kalimat terakhir paling kuat.</w:t>
             </w:r>
           </w:p>
         </w:tc>
@@ -1324,18 +1320,6 @@
           <w:i/>
         </w:rPr>
         <w:t>Yang dikirim kembali: seluruh berkas adegan, ke Admin Rencana Kegiatan atau Kabag Prokopim. Bila ada kata yang sulit diucapkan atau kalimat yang terasa terlalu panjang, tandai nomor adegannya dan sampaikan; naskah bisa dipersingkat.</w:t>
-      </w:r>
-    </w:p>
-    <w:p>
-      <w:pPr>
-        <w:spacing w:after="40"/>
-      </w:pPr>
-      <w:r>
-        <w:rPr>
-          <w:b w:val="0"/>
-          <w:i/>
-        </w:rPr>
-        <w:t>Adegan 13 (abu-abu) bersifat opsional: dibaca hanya bila cuplikan Wali Kota atau ajudan tidak tersedia.</w:t>
       </w:r>
     </w:p>
     <w:sectPr>

--- a/docs/lomba/kaltara/Lembar_Naskah_Dubber_Protokol.docx
+++ b/docs/lomba/kaltara/Lembar_Naskah_Dubber_Protokol.docx
@@ -774,7 +774,7 @@
               <w:rPr>
                 <w:sz w:val="24"/>
               </w:rPr>
-              <w:t>Kepala Bagian memeriksa dan memutus, dari mana saja. Sekali disetujui, agenda langsung tayang.</w:t>
+              <w:t>Kepala Bagian memeriksa dan memutus, dari mana saja. Sekali disetujui, agenda langsung tayang, tanpa cetak ulang.</w:t>
             </w:r>
           </w:p>
         </w:tc>
@@ -918,7 +918,7 @@
               <w:rPr>
                 <w:sz w:val="24"/>
               </w:rPr>
-              <w:t>Petugas ditugaskan dan langsung diberi tahu. Setiap langkah tercatat: siapa, kapan, dan apa keputusannya. Di lokasi, tamu cukup memindai kode QR untuk mengisi daftar hadir, lengkap dengan tanda tangan.</w:t>
+              <w:t>Petugas ditugaskan dan langsung diberi tahu. Setiap langkah tercatat: siapa, kapan, dan apa keputusannya. Di lokasi, tamu cukup memindai kode QR untuk mengisi daftar hadir, lengkap dengan tanda tangan, tanpa selembar kertas pun.</w:t>
             </w:r>
           </w:p>
         </w:tc>

--- a/docs/lomba/kaltara/Lembar_Naskah_Dubber_Protokol.docx
+++ b/docs/lomba/kaltara/Lembar_Naskah_Dubber_Protokol.docx
@@ -846,7 +846,7 @@
               <w:rPr>
                 <w:sz w:val="24"/>
               </w:rPr>
-              <w:t>Begitu tayang, agenda langsung ada di telepon Pimpinan. Ajudan mengonfirmasi kehadiran, dan Wali Kota dapat mendisposisikan kepada Wakil Wali Kota. Tidak ada lagi foto disposisi yang berpindah dari grup ke grup.</w:t>
+              <w:t>Ajudan mengonfirmasi kehadiran, dan Wali Kota dapat mendisposisikan kepada Wakil Wali Kota. Tidak ada lagi foto disposisi yang berpindah dari grup ke grup.</w:t>
             </w:r>
           </w:p>
         </w:tc>
@@ -861,7 +861,7 @@
                 <w:i/>
                 <w:sz w:val="20"/>
               </w:rPr>
-              <w:t>Satu napas per kalimat; kalimat terakhir lebih pelan.</w:t>
+              <w:t>Masuk di 2:36, sesudah 6 detik suara asli Wali Kota. Satu napas per kalimat; kalimat terakhir lebih pelan.</w:t>
             </w:r>
           </w:p>
         </w:tc>
@@ -1134,7 +1134,7 @@
               <w:rPr>
                 <w:sz w:val="24"/>
               </w:rPr>
-              <w:t>Bagi Wali Kota, yang terpenting adalah kepastian: ke mana harus hadir, kapan, dan siapa yang menyiapkannya.</w:t>
+              <w:t>(Tanpa narasi. Suara asli Wali Kota diputar.)</w:t>
             </w:r>
           </w:p>
         </w:tc>
@@ -1149,7 +1149,7 @@
                 <w:i/>
                 <w:sz w:val="20"/>
               </w:rPr>
-              <w:t>Tenang dan hormat. Kutipan aslinya tampil di layar.</w:t>
+              <w:t>Dubber tidak membaca apa pun; jangan menimpa suara beliau.</w:t>
             </w:r>
           </w:p>
         </w:tc>

--- a/docs/lomba/kaltara/Lembar_Naskah_Dubber_Protokol.docx
+++ b/docs/lomba/kaltara/Lembar_Naskah_Dubber_Protokol.docx
@@ -846,7 +846,7 @@
               <w:rPr>
                 <w:sz w:val="24"/>
               </w:rPr>
-              <w:t>Ajudan mengonfirmasi kehadiran, dan Wali Kota dapat mendisposisikan kepada Wakil Wali Kota. Tidak ada lagi foto disposisi yang berpindah dari grup ke grup.</w:t>
+              <w:t>Begitu tayang, agenda langsung ada di telepon Pimpinan. Ajudan mengonfirmasi kehadiran, dan Wali Kota dapat mendisposisikan kepada Wakil Wali Kota. Tidak ada lagi foto disposisi yang berpindah dari grup ke grup.</w:t>
             </w:r>
           </w:p>
         </w:tc>
@@ -861,7 +861,7 @@
                 <w:i/>
                 <w:sz w:val="20"/>
               </w:rPr>
-              <w:t>Masuk di 2:36, sesudah 6 detik suara asli Wali Kota. Satu napas per kalimat; kalimat terakhir lebih pelan.</w:t>
+              <w:t>Satu napas per kalimat; kalimat terakhir lebih pelan.</w:t>
             </w:r>
           </w:p>
         </w:tc>
@@ -1110,7 +1110,7 @@
               <w:rPr>
                 <w:sz w:val="20"/>
               </w:rPr>
-              <w:t>4:05–4:15</w:t>
+              <w:t>4:05–4:30</w:t>
               <w:br/>
             </w:r>
             <w:r>
@@ -1118,7 +1118,7 @@
                 <w:color w:val="5A5A5A"/>
                 <w:sz w:val="18"/>
               </w:rPr>
-              <w:t>maks 10 dtk</w:t>
+              <w:t>maks 25 dtk</w:t>
               <w:br/>
               <w:t>Dampak</w:t>
             </w:r>
@@ -1134,7 +1134,7 @@
               <w:rPr>
                 <w:sz w:val="24"/>
               </w:rPr>
-              <w:t>(Tanpa narasi. Suara asli Wali Kota diputar.)</w:t>
+              <w:t>(Tanpa narasi. Pernyataan asli Wali Kota diputar.)</w:t>
             </w:r>
           </w:p>
         </w:tc>
@@ -1182,7 +1182,7 @@
               <w:rPr>
                 <w:sz w:val="20"/>
               </w:rPr>
-              <w:t>4:15–4:30</w:t>
+              <w:t>4:30–4:45</w:t>
               <w:br/>
             </w:r>
             <w:r>
@@ -1254,7 +1254,7 @@
               <w:rPr>
                 <w:sz w:val="20"/>
               </w:rPr>
-              <w:t>4:30–4:40</w:t>
+              <w:t>4:45–4:55</w:t>
               <w:br/>
             </w:r>
             <w:r>

--- a/docs/lomba/kaltara/Lembar_Naskah_Dubber_Protokol.docx
+++ b/docs/lomba/kaltara/Lembar_Naskah_Dubber_Protokol.docx
@@ -270,7 +270,7 @@
               <w:rPr>
                 <w:sz w:val="24"/>
               </w:rPr>
-              <w:t>Januari 2026. Tiga lembar disposisi agenda diturunkan. Yang sampai ke Bagian Prokopim hanya dua. Tidak ada yang lalai, tetapi tidak ada pula yang bisa mengetahuinya.</w:t>
+              <w:t>Januari dua ribu dua puluh enam. Dua lembar disposisi agenda diturunkan: rencana kegiatan dan rencana audiensi. Yang sampai ke Bagian Prokopim hanya satu. Tidak ada yang lalai, tetapi tidak ada pula yang bisa mengetahuinya.</w:t>
             </w:r>
           </w:p>
         </w:tc>

--- a/docs/lomba/kaltara/Lembar_Naskah_Dubber_Protokol.docx
+++ b/docs/lomba/kaltara/Lembar_Naskah_Dubber_Protokol.docx
@@ -846,7 +846,7 @@
               <w:rPr>
                 <w:sz w:val="24"/>
               </w:rPr>
-              <w:t>Begitu tayang, agenda langsung ada di telepon Pimpinan. Ajudan mengonfirmasi kehadiran, dan Wali Kota dapat mendisposisikan kepada Wakil Wali Kota. Tidak ada lagi foto disposisi yang berpindah dari grup ke grup.</w:t>
+              <w:t>Begitu tayang, agenda langsung ada di telepon Wali Kota dan Wakil Wali Kota. Ajudan mengonfirmasi kehadiran, dan Wali Kota dapat mendisposisikan kepada Wakil Wali Kota. Tidak ada lagi foto disposisi yang berpindah dari grup ke grup.</w:t>
             </w:r>
           </w:p>
         </w:tc>
@@ -918,7 +918,7 @@
               <w:rPr>
                 <w:sz w:val="24"/>
               </w:rPr>
-              <w:t>Petugas ditugaskan dan langsung diberi tahu. Setiap langkah tercatat: siapa, kapan, dan apa keputusannya. Di lokasi, tamu cukup memindai kode QR untuk mengisi daftar hadir, lengkap dengan tanda tangan, tanpa selembar kertas pun.</w:t>
+              <w:t>Petugas ditugaskan dan langsung diberi tahu. Setiap langkah tercatat di Riwayat Alur: siapa, kapan, dan apa keputusannya. Bila Kepala Bagian berhalangan, Pelaksana Harian melanjutkan alur, dan kewenangannya padam sendiri pada tanggal akhirnya.</w:t>
             </w:r>
           </w:p>
         </w:tc>
@@ -933,7 +933,7 @@
                 <w:i/>
                 <w:sz w:val="20"/>
               </w:rPr>
-              <w:t>"Siapa, kapan, dan apa keputusannya" dibaca dengan tiga hentakan.</w:t>
+              <w:t>Tenang dan runtut; ini masih alur utama agenda.</w:t>
             </w:r>
           </w:p>
         </w:tc>
@@ -976,7 +976,7 @@
               </w:rPr>
               <w:t>maks 20 dtk</w:t>
               <w:br/>
-              <w:t>Manfaat</w:t>
+              <w:t>Manfaat bagi instansi dan masyarakat</w:t>
             </w:r>
           </w:p>
         </w:tc>
@@ -990,7 +990,7 @@
               <w:rPr>
                 <w:sz w:val="24"/>
               </w:rPr>
-              <w:t>Selain alur agenda itu, ada kanal publik, fitur tersendiri. Masyarakat dan instansi mengajukan audiensi atau meminjam ruangan secara daring, lalu memantau sendiri statusnya, tanpa perlu datang berulang.</w:t>
+              <w:t>Selain agenda Pimpinan, ada dua layanan pendukung. Bagi instansi, peminjaman ruang rapat secara daring. Bagi instansi dan masyarakat, permohonan audiensi dan bertamu kepada Pimpinan, yang statusnya dipantau sendiri dengan kode.</w:t>
             </w:r>
           </w:p>
         </w:tc>
@@ -1005,7 +1005,7 @@
                 <w:i/>
                 <w:sz w:val="20"/>
               </w:rPr>
-              <w:t>Ganti nada sedikit: ini fitur lain.</w:t>
+              <w:t>Ganti nada sedikit: layanan pendukung di luar agenda Pimpinan.</w:t>
             </w:r>
           </w:p>
         </w:tc>

--- a/docs/lomba/kaltara/Lembar_Naskah_Dubber_Protokol.docx
+++ b/docs/lomba/kaltara/Lembar_Naskah_Dubber_Protokol.docx
@@ -1206,7 +1206,7 @@
               <w:rPr>
                 <w:sz w:val="24"/>
               </w:rPr>
-              <w:t>Sebelas SOP dan Pelaksana Harian menjaga alur tetap berjalan, bahkan ketika pejabat berhalangan. Sejak proposal, aplikasi terus dikembangkan dari kendala pengguna.</w:t>
+              <w:t>Sebelas SOP dan Pelaksana Harian menjaga alur tetap berjalan. Sejak proposal diajukan, enam pembaruan telah dilakukan, semuanya berangkat dari kendala pengguna.</w:t>
             </w:r>
           </w:p>
         </w:tc>

--- a/docs/lomba/kaltara/Lembar_Naskah_Dubber_Protokol.docx
+++ b/docs/lomba/kaltara/Lembar_Naskah_Dubber_Protokol.docx
@@ -285,7 +285,7 @@
                 <w:i/>
                 <w:sz w:val="20"/>
               </w:rPr>
-              <w:t>Pelan dan datar; jeda 1 detik setelah "hanya dua".</w:t>
+              <w:t>Pelan dan datar; jeda 1 detik setelah "hanya satu".</w:t>
             </w:r>
           </w:p>
         </w:tc>
@@ -1221,7 +1221,7 @@
                 <w:i/>
                 <w:sz w:val="20"/>
               </w:rPr>
-              <w:t>Nada optimis.</w:t>
+              <w:t>Nada optimis. Jeda sejenak sebelum "Sejak proposal"; tekan "enam pembaruan".</w:t>
             </w:r>
           </w:p>
         </w:tc>
